--- a/Taller_aw/Taller en clase aplicaciones web.docx
+++ b/Taller_aw/Taller en clase aplicaciones web.docx
@@ -63,7 +63,7 @@
                     <pic:cNvPicPr/>
                   </pic:nvPicPr>
                   <pic:blipFill>
-                    <a:blip r:embed="rId7"/>
+                    <a:blip r:embed="rId8"/>
                     <a:stretch>
                       <a:fillRect/>
                     </a:stretch>
@@ -100,7 +100,7 @@
                     <pic:cNvPicPr/>
                   </pic:nvPicPr>
                   <pic:blipFill>
-                    <a:blip r:embed="rId8"/>
+                    <a:blip r:embed="rId9"/>
                     <a:stretch>
                       <a:fillRect/>
                     </a:stretch>
@@ -162,7 +162,7 @@
                     <pic:cNvPicPr/>
                   </pic:nvPicPr>
                   <pic:blipFill>
-                    <a:blip r:embed="rId9"/>
+                    <a:blip r:embed="rId10"/>
                     <a:stretch>
                       <a:fillRect/>
                     </a:stretch>
@@ -293,7 +293,7 @@
                     <pic:cNvPicPr/>
                   </pic:nvPicPr>
                   <pic:blipFill>
-                    <a:blip r:embed="rId10"/>
+                    <a:blip r:embed="rId11"/>
                     <a:stretch>
                       <a:fillRect/>
                     </a:stretch>
@@ -364,7 +364,6 @@
       </w:pPr>
       <w:proofErr w:type="spellStart"/>
       <w:r>
-        <w:lastRenderedPageBreak/>
         <w:t>usuario@gmail</w:t>
       </w:r>
       <w:proofErr w:type="spellEnd"/>
@@ -390,7 +389,7 @@
                     <pic:cNvPicPr/>
                   </pic:nvPicPr>
                   <pic:blipFill>
-                    <a:blip r:embed="rId11"/>
+                    <a:blip r:embed="rId12"/>
                     <a:stretch>
                       <a:fillRect/>
                     </a:stretch>
@@ -413,6 +412,7 @@
     </w:p>
     <w:p>
       <w:r>
+        <w:lastRenderedPageBreak/>
         <w:drawing>
           <wp:inline distT="0" distB="0" distL="0" distR="0" wp14:anchorId="22A5680D" wp14:editId="688CC912">
             <wp:extent cx="5400040" cy="2007235"/>
@@ -429,7 +429,7 @@
                     <pic:cNvPicPr/>
                   </pic:nvPicPr>
                   <pic:blipFill>
-                    <a:blip r:embed="rId12"/>
+                    <a:blip r:embed="rId13"/>
                     <a:stretch>
                       <a:fillRect/>
                     </a:stretch>
@@ -548,7 +548,7 @@
                     <pic:cNvPicPr/>
                   </pic:nvPicPr>
                   <pic:blipFill>
-                    <a:blip r:embed="rId13"/>
+                    <a:blip r:embed="rId14"/>
                     <a:stretch>
                       <a:fillRect/>
                     </a:stretch>
@@ -587,7 +587,7 @@
                     <pic:cNvPicPr/>
                   </pic:nvPicPr>
                   <pic:blipFill rotWithShape="1">
-                    <a:blip r:embed="rId14"/>
+                    <a:blip r:embed="rId15"/>
                     <a:srcRect l="11754" t="6406" r="19716" b="14963"/>
                     <a:stretch>
                       <a:fillRect/>
@@ -617,10 +617,36 @@
         </w:drawing>
       </w:r>
     </w:p>
+    <w:p>
+      <w:hyperlink r:id="rId16" w:history="1">
+        <w:proofErr w:type="gramStart"/>
+        <w:r>
+          <w:rPr>
+            <w:rStyle w:val="Hipervnculo"/>
+          </w:rPr>
+          <w:t>Link</w:t>
+        </w:r>
+        <w:proofErr w:type="gramEnd"/>
+        <w:r>
+          <w:rPr>
+            <w:rStyle w:val="Hipervnculo"/>
+          </w:rPr>
+          <w:t xml:space="preserve"> </w:t>
+        </w:r>
+        <w:proofErr w:type="spellStart"/>
+        <w:r>
+          <w:rPr>
+            <w:rStyle w:val="Hipervnculo"/>
+          </w:rPr>
+          <w:t>github</w:t>
+        </w:r>
+        <w:proofErr w:type="spellEnd"/>
+      </w:hyperlink>
+    </w:p>
     <w:sectPr>
-      <w:headerReference w:type="default" r:id="rId15"/>
+      <w:headerReference w:type="default" r:id="rId17"/>
       <w:pgSz w:w="11906" w:h="16838"/>
-      <w:pgMar w:top="1417" w:right="1701" w:bottom="1417" w:left="1701" w:header="708" w:footer="708" w:gutter="0"/>
+      <w:pgMar w:top="1417" w:right="1701" w:bottom="0" w:left="1701" w:header="708" w:footer="708" w:gutter="0"/>
       <w:cols w:space="708"/>
       <w:docGrid w:linePitch="360"/>
     </w:sectPr>
@@ -2590,6 +2616,29 @@
     <w:uiPriority w:val="99"/>
     <w:rsid w:val="001028AC"/>
   </w:style>
+  <w:style w:type="character" w:styleId="Hipervnculo">
+    <w:name w:val="Hyperlink"/>
+    <w:basedOn w:val="Fuentedeprrafopredeter"/>
+    <w:uiPriority w:val="99"/>
+    <w:unhideWhenUsed/>
+    <w:rsid w:val="004C7E0D"/>
+    <w:rPr>
+      <w:color w:val="467886" w:themeColor="hyperlink"/>
+      <w:u w:val="single"/>
+    </w:rPr>
+  </w:style>
+  <w:style w:type="character" w:styleId="Mencinsinresolver">
+    <w:name w:val="Unresolved Mention"/>
+    <w:basedOn w:val="Fuentedeprrafopredeter"/>
+    <w:uiPriority w:val="99"/>
+    <w:semiHidden/>
+    <w:unhideWhenUsed/>
+    <w:rsid w:val="004C7E0D"/>
+    <w:rPr>
+      <w:color w:val="605E5C"/>
+      <w:shd w:val="clear" w:color="auto" w:fill="E1DFDD"/>
+    </w:rPr>
+  </w:style>
 </w:styles>
 </file>
 
@@ -2906,4 +2955,16 @@
     </a:ext>
   </a:extLst>
 </a:theme>
+</file>
+
+<file path=customXml/item1.xml><?xml version="1.0" encoding="utf-8"?>
+<b:Sources xmlns:b="http://schemas.openxmlformats.org/officeDocument/2006/bibliography" xmlns="http://schemas.openxmlformats.org/officeDocument/2006/bibliography" SelectedStyle="\APASixthEditionOfficeOnline.xsl" StyleName="APA" Version="6"/>
+</file>
+
+<file path=customXml/itemProps1.xml><?xml version="1.0" encoding="utf-8"?>
+<ds:datastoreItem xmlns:ds="http://schemas.openxmlformats.org/officeDocument/2006/customXml" ds:itemID="{78EE765B-5557-444E-8652-DD3D30FE8672}">
+  <ds:schemaRefs>
+    <ds:schemaRef ds:uri="http://schemas.openxmlformats.org/officeDocument/2006/bibliography"/>
+  </ds:schemaRefs>
+</ds:datastoreItem>
 </file>